--- a/downloads/intro-transcript-outro/04_E2.docx
+++ b/downloads/intro-transcript-outro/04_E2.docx
@@ -34,7 +34,23 @@
         <w:rPr>
           <w:color w:val="2EAF7D"/>
         </w:rPr>
-        <w:t xml:space="preserve">Cette capsule, encore à venir, doit aider à passer d’une technologie à un problème à résoudre — sans coller une solution sur un besoin mal posé.</w:t>
+        <w:t xml:space="preserve">Les témoignages viennent de le dire à leur manière : on ne part pas d’une techno pour lui coller un besoin.</w:t>
+      </w:r>
+    </w:p>
+    <w:p>
+      <w:r>
+        <w:rPr>
+          <w:color w:val="2EAF7D"/>
+        </w:rPr>
+        <w:t xml:space="preserve">L’expert va faire le geste inverse : partir du problème à résoudre.</w:t>
+      </w:r>
+    </w:p>
+    <w:p>
+      <w:r>
+        <w:rPr>
+          <w:color w:val="2EAF7D"/>
+        </w:rPr>
+        <w:t xml:space="preserve">C’est le premier outil du parcours : ne pas confondre une solution disponible et un besoin réel.</w:t>
       </w:r>
     </w:p>
     <w:p>
@@ -69,7 +85,15 @@
         <w:rPr>
           <w:color w:val="F48C2E"/>
         </w:rPr>
-        <w:t xml:space="preserve">Le fil à emporter : identifier n’est pas valider. Le terrain tranche.</w:t>
+        <w:t xml:space="preserve">Identifier un problème n’est pas encore le valider. Le terrain tranche.</w:t>
+      </w:r>
+    </w:p>
+    <w:p>
+      <w:r>
+        <w:rPr>
+          <w:color w:val="F48C2E"/>
+        </w:rPr>
+        <w:t xml:space="preserve">Grégoire, ensuite, précise cette distinction — et ce que devient une proposition de valeur quand on l’éprouve hors du laboratoire.</w:t>
       </w:r>
     </w:p>
     <w:sectPr>

--- a/downloads/intro-transcript-outro/04_E2.docx
+++ b/downloads/intro-transcript-outro/04_E2.docx
@@ -24,7 +24,7 @@
       </w:pPr>
       <w:r>
         <w:rPr>
-          <w:color w:val="2EAF7D"/>
+          <w:color w:val="00AE69"/>
         </w:rPr>
         <w:t xml:space="preserve">Intro</w:t>
       </w:r>
@@ -32,7 +32,7 @@
     <w:p>
       <w:r>
         <w:rPr>
-          <w:color w:val="2EAF7D"/>
+          <w:color w:val="00AE69"/>
         </w:rPr>
         <w:t xml:space="preserve">Les témoignages viennent de le dire à leur manière : on ne part pas d’une techno pour lui coller un besoin.</w:t>
       </w:r>
@@ -40,7 +40,7 @@
     <w:p>
       <w:r>
         <w:rPr>
-          <w:color w:val="2EAF7D"/>
+          <w:color w:val="00AE69"/>
         </w:rPr>
         <w:t xml:space="preserve">L’expert va faire le geste inverse : partir du problème à résoudre.</w:t>
       </w:r>
@@ -48,7 +48,7 @@
     <w:p>
       <w:r>
         <w:rPr>
-          <w:color w:val="2EAF7D"/>
+          <w:color w:val="00AE69"/>
         </w:rPr>
         <w:t xml:space="preserve">C’est le premier outil du parcours : ne pas confondre une solution disponible et un besoin réel.</w:t>
       </w:r>
@@ -75,7 +75,7 @@
       </w:pPr>
       <w:r>
         <w:rPr>
-          <w:color w:val="F48C2E"/>
+          <w:color w:val="F0821A"/>
         </w:rPr>
         <w:t xml:space="preserve">Outro</w:t>
       </w:r>
@@ -83,7 +83,7 @@
     <w:p>
       <w:r>
         <w:rPr>
-          <w:color w:val="F48C2E"/>
+          <w:color w:val="F0821A"/>
         </w:rPr>
         <w:t xml:space="preserve">Identifier un problème n’est pas encore le valider. Le terrain tranche.</w:t>
       </w:r>
@@ -91,7 +91,7 @@
     <w:p>
       <w:r>
         <w:rPr>
-          <w:color w:val="F48C2E"/>
+          <w:color w:val="F0821A"/>
         </w:rPr>
         <w:t xml:space="preserve">Grégoire, ensuite, précise cette distinction — et ce que devient une proposition de valeur quand on l’éprouve hors du laboratoire.</w:t>
       </w:r>
@@ -126,7 +126,7 @@
       <w:b/>
       <w:sz w:val="36"/>
       <w:szCs w:val="36"/>
-      <w:color w:val="580F45"/>
+      <w:color w:val="63003C"/>
     </w:rPr>
   </w:style>
   <w:style w:type="paragraph" w:styleId="Heading2">
@@ -142,7 +142,7 @@
       <w:b/>
       <w:sz w:val="26"/>
       <w:szCs w:val="26"/>
-      <w:color w:val="F48C2E"/>
+      <w:color w:val="F0821A"/>
     </w:rPr>
   </w:style>
 </w:styles>
